--- a/Design patterns - final project.docx
+++ b/Design patterns - final project.docx
@@ -149,31 +149,43 @@
         </w:numPr>
         <w:spacing w:line="276" w:lineRule="auto"/>
         <w:jc w:val="both"/>
+        <w:rPr>
+          <w:highlight w:val="green"/>
+        </w:rPr>
       </w:pPr>
       <w:bookmarkStart w:id="1" w:name="_Hlk160432124"/>
       <w:r>
         <w:rPr>
           <w:rFonts w:hint="cs"/>
+          <w:highlight w:val="green"/>
           <w:rtl/>
         </w:rPr>
         <w:t xml:space="preserve">המערכת תאפשר אכסון של </w:t>
       </w:r>
       <w:r>
+        <w:rPr>
+          <w:highlight w:val="green"/>
+        </w:rPr>
         <w:t>branches</w:t>
       </w:r>
       <w:r>
         <w:rPr>
           <w:rFonts w:hint="cs"/>
+          <w:highlight w:val="green"/>
           <w:rtl/>
         </w:rPr>
         <w:t xml:space="preserve"> שונים, כאשר כל </w:t>
       </w:r>
       <w:r>
+        <w:rPr>
+          <w:highlight w:val="green"/>
+        </w:rPr>
         <w:t>branch</w:t>
       </w:r>
       <w:r>
         <w:rPr>
           <w:rFonts w:hint="cs"/>
+          <w:highlight w:val="green"/>
           <w:rtl/>
         </w:rPr>
         <w:t xml:space="preserve"> יכול להכיל קבצים שונים או אותם קבצים עם שינויי קוד.</w:t>
@@ -188,20 +200,28 @@
         </w:numPr>
         <w:spacing w:line="276" w:lineRule="auto"/>
         <w:jc w:val="both"/>
-      </w:pPr>
-      <w:r>
-        <w:rPr>
-          <w:rFonts w:hint="cs"/>
+        <w:rPr>
+          <w:highlight w:val="yellow"/>
+        </w:rPr>
+      </w:pPr>
+      <w:r>
+        <w:rPr>
+          <w:rFonts w:hint="cs"/>
+          <w:highlight w:val="yellow"/>
           <w:rtl/>
         </w:rPr>
         <w:t xml:space="preserve">כל </w:t>
       </w:r>
       <w:r>
+        <w:rPr>
+          <w:highlight w:val="yellow"/>
+        </w:rPr>
         <w:t>branch</w:t>
       </w:r>
       <w:r>
         <w:rPr>
           <w:rFonts w:hint="cs"/>
+          <w:highlight w:val="yellow"/>
           <w:rtl/>
         </w:rPr>
         <w:t xml:space="preserve"> מכיל מערכת תיקיות וקבצים היררכית.</w:t>
@@ -244,26 +264,35 @@
         </w:numPr>
         <w:spacing w:line="276" w:lineRule="auto"/>
         <w:jc w:val="both"/>
-      </w:pPr>
-      <w:r>
-        <w:rPr>
-          <w:rFonts w:hint="cs"/>
+        <w:rPr>
+          <w:highlight w:val="yellow"/>
+        </w:rPr>
+      </w:pPr>
+      <w:r>
+        <w:rPr>
+          <w:rFonts w:hint="cs"/>
+          <w:highlight w:val="yellow"/>
           <w:rtl/>
         </w:rPr>
         <w:t>לאורך פיתוח התוכנה, הקובץ ב</w:t>
       </w:r>
       <w:r>
+        <w:rPr>
+          <w:highlight w:val="yellow"/>
+        </w:rPr>
         <w:t>branch</w:t>
       </w:r>
       <w:r>
         <w:rPr>
           <w:rFonts w:hint="cs"/>
+          <w:highlight w:val="yellow"/>
           <w:rtl/>
         </w:rPr>
         <w:t xml:space="preserve"> יכול להיות במצבים שונים </w:t>
       </w:r>
       <w:r>
         <w:rPr>
+          <w:highlight w:val="yellow"/>
           <w:rtl/>
         </w:rPr>
         <w:t>–</w:t>
@@ -271,66 +300,91 @@
       <w:r>
         <w:rPr>
           <w:rFonts w:hint="cs"/>
+          <w:highlight w:val="yellow"/>
           <w:rtl/>
         </w:rPr>
         <w:t xml:space="preserve"> טיוטה, </w:t>
       </w:r>
       <w:r>
+        <w:rPr>
+          <w:highlight w:val="yellow"/>
+        </w:rPr>
         <w:t>staged</w:t>
       </w:r>
       <w:r>
         <w:rPr>
           <w:rFonts w:hint="cs"/>
+          <w:highlight w:val="yellow"/>
           <w:rtl/>
         </w:rPr>
         <w:t xml:space="preserve">, </w:t>
       </w:r>
       <w:r>
+        <w:rPr>
+          <w:highlight w:val="yellow"/>
+        </w:rPr>
         <w:t>committed</w:t>
       </w:r>
       <w:r>
         <w:rPr>
           <w:rFonts w:hint="cs"/>
+          <w:highlight w:val="yellow"/>
           <w:rtl/>
         </w:rPr>
         <w:t xml:space="preserve">, </w:t>
       </w:r>
       <w:r>
+        <w:rPr>
+          <w:highlight w:val="yellow"/>
+        </w:rPr>
         <w:t>under review</w:t>
       </w:r>
       <w:r>
         <w:rPr>
           <w:rFonts w:hint="cs"/>
+          <w:highlight w:val="yellow"/>
           <w:rtl/>
         </w:rPr>
         <w:t xml:space="preserve">, </w:t>
       </w:r>
       <w:r>
+        <w:rPr>
+          <w:highlight w:val="yellow"/>
+        </w:rPr>
         <w:t>ready to merge</w:t>
       </w:r>
       <w:r>
         <w:rPr>
           <w:rFonts w:hint="cs"/>
+          <w:highlight w:val="yellow"/>
           <w:rtl/>
         </w:rPr>
         <w:t xml:space="preserve">, </w:t>
       </w:r>
       <w:r>
+        <w:rPr>
+          <w:highlight w:val="yellow"/>
+        </w:rPr>
         <w:t>merged</w:t>
       </w:r>
       <w:r>
         <w:rPr>
           <w:rFonts w:hint="cs"/>
+          <w:highlight w:val="yellow"/>
           <w:rtl/>
         </w:rPr>
         <w:t xml:space="preserve"> וכו'. יש לוודא שהקובץ עובר ממצב למצב לפי הכללים ואין דילוג על שלבים הכרחיים (כמו </w:t>
       </w:r>
       <w:r>
+        <w:rPr>
+          <w:highlight w:val="yellow"/>
+        </w:rPr>
         <w:t>review</w:t>
       </w:r>
       <w:r>
         <w:rPr>
           <w:rFonts w:hint="cs"/>
+          <w:highlight w:val="yellow"/>
           <w:rtl/>
         </w:rPr>
         <w:t>)</w:t>
@@ -345,20 +399,28 @@
         </w:numPr>
         <w:spacing w:line="276" w:lineRule="auto"/>
         <w:jc w:val="both"/>
-      </w:pPr>
-      <w:r>
-        <w:rPr>
-          <w:rFonts w:hint="cs"/>
+        <w:rPr>
+          <w:highlight w:val="yellow"/>
+        </w:rPr>
+      </w:pPr>
+      <w:r>
+        <w:rPr>
+          <w:rFonts w:hint="cs"/>
+          <w:highlight w:val="yellow"/>
           <w:rtl/>
         </w:rPr>
         <w:t xml:space="preserve">יוגדרו פעולות שניתן לבצע, כגון: </w:t>
       </w:r>
       <w:r>
+        <w:rPr>
+          <w:highlight w:val="yellow"/>
+        </w:rPr>
         <w:t xml:space="preserve">create a branch, delete a branch, commit, merge, request a review, undo the commit, </w:t>
       </w:r>
       <w:r>
         <w:rPr>
           <w:rFonts w:hint="cs"/>
+          <w:highlight w:val="yellow"/>
           <w:rtl/>
         </w:rPr>
         <w:t xml:space="preserve"> וכו'</w:t>
@@ -412,7 +474,16 @@
           <w:rFonts w:hint="cs"/>
           <w:rtl/>
         </w:rPr>
-        <w:t>ממשי ב</w:t>
+        <w:t>מ</w:t>
+      </w:r>
+      <w:bookmarkStart w:id="2" w:name="_GoBack"/>
+      <w:bookmarkEnd w:id="2"/>
+      <w:r>
+        <w:rPr>
+          <w:rFonts w:hint="cs"/>
+          <w:rtl/>
+        </w:rPr>
+        <w:t>משי ב</w:t>
       </w:r>
       <w:r>
         <w:t>commit</w:t>
@@ -434,40 +505,56 @@
         </w:numPr>
         <w:spacing w:line="276" w:lineRule="auto"/>
         <w:jc w:val="both"/>
-      </w:pPr>
-      <w:r>
-        <w:rPr>
-          <w:rFonts w:hint="cs"/>
+        <w:rPr>
+          <w:highlight w:val="yellow"/>
+        </w:rPr>
+      </w:pPr>
+      <w:r>
+        <w:rPr>
+          <w:rFonts w:hint="cs"/>
+          <w:highlight w:val="yellow"/>
           <w:rtl/>
         </w:rPr>
         <w:t xml:space="preserve">הפעולה </w:t>
       </w:r>
       <w:r>
+        <w:rPr>
+          <w:highlight w:val="yellow"/>
+        </w:rPr>
         <w:t>create branch</w:t>
       </w:r>
       <w:r>
         <w:rPr>
           <w:rFonts w:hint="cs"/>
+          <w:highlight w:val="yellow"/>
           <w:rtl/>
         </w:rPr>
         <w:t xml:space="preserve"> תקבל שם של </w:t>
       </w:r>
       <w:r>
+        <w:rPr>
+          <w:highlight w:val="yellow"/>
+        </w:rPr>
         <w:t>branch</w:t>
       </w:r>
       <w:r>
         <w:rPr>
           <w:rFonts w:hint="cs"/>
+          <w:highlight w:val="yellow"/>
           <w:rtl/>
         </w:rPr>
         <w:t xml:space="preserve"> קיים ותיצור </w:t>
       </w:r>
       <w:r>
+        <w:rPr>
+          <w:highlight w:val="yellow"/>
+        </w:rPr>
         <w:t>branch</w:t>
       </w:r>
       <w:r>
         <w:rPr>
           <w:rFonts w:hint="cs"/>
+          <w:highlight w:val="yellow"/>
           <w:rtl/>
         </w:rPr>
         <w:t xml:space="preserve"> חדש ממנו.</w:t>
@@ -482,26 +569,35 @@
         </w:numPr>
         <w:spacing w:line="276" w:lineRule="auto"/>
         <w:jc w:val="both"/>
-      </w:pPr>
-      <w:r>
-        <w:rPr>
-          <w:rFonts w:hint="cs"/>
+        <w:rPr>
+          <w:highlight w:val="yellow"/>
+        </w:rPr>
+      </w:pPr>
+      <w:r>
+        <w:rPr>
+          <w:rFonts w:hint="cs"/>
+          <w:highlight w:val="yellow"/>
           <w:rtl/>
         </w:rPr>
         <w:t>כאשר מתקבלת בקשה ל</w:t>
       </w:r>
       <w:r>
+        <w:rPr>
+          <w:highlight w:val="yellow"/>
+        </w:rPr>
         <w:t>review</w:t>
       </w:r>
       <w:r>
         <w:rPr>
           <w:rFonts w:hint="cs"/>
+          <w:highlight w:val="yellow"/>
           <w:rtl/>
         </w:rPr>
         <w:t xml:space="preserve">, נרצה שהגורמים שיכולים לאשר את הקובץ יקבלו הודעה אוטומטית על כך. (לשיקולך כיצד לממש </w:t>
       </w:r>
       <w:r>
         <w:rPr>
+          <w:highlight w:val="yellow"/>
           <w:rtl/>
         </w:rPr>
         <w:t>–</w:t>
@@ -509,6 +605,7 @@
       <w:r>
         <w:rPr>
           <w:rFonts w:hint="cs"/>
+          <w:highlight w:val="yellow"/>
           <w:rtl/>
         </w:rPr>
         <w:t xml:space="preserve"> כתיבה לקובץ ייעודי / לוג להודעה / אחרת)</w:t>
@@ -555,7 +652,7 @@
       <w:pPr>
         <w:jc w:val="both"/>
         <w:rPr>
-          <w:rFonts w:cstheme="minorHAnsi" w:hint="cs"/>
+          <w:rFonts w:cstheme="minorHAnsi"/>
           <w:sz w:val="24"/>
           <w:szCs w:val="24"/>
           <w:rtl/>
@@ -600,9 +697,7 @@
         </w:rPr>
         <w:t>בהצלחה רבה!</w:t>
       </w:r>
-      <w:bookmarkStart w:id="2" w:name="_GoBack"/>
       <w:bookmarkEnd w:id="1"/>
-      <w:bookmarkEnd w:id="2"/>
     </w:p>
     <w:sectPr>
       <w:headerReference w:type="default" r:id="rId8"/>
@@ -1625,7 +1720,7 @@
 </file>
 
 <file path=customXml/itemProps1.xml><?xml version="1.0" encoding="utf-8"?>
-<ds:datastoreItem xmlns:ds="http://schemas.openxmlformats.org/officeDocument/2006/customXml" ds:itemID="{60C35C1D-4C6A-4FE2-A75A-2B94C08DCB68}">
+<ds:datastoreItem xmlns:ds="http://schemas.openxmlformats.org/officeDocument/2006/customXml" ds:itemID="{EA2DDE0C-9029-466A-A04A-67F25C47BE21}">
   <ds:schemaRefs>
     <ds:schemaRef ds:uri="http://schemas.openxmlformats.org/officeDocument/2006/bibliography"/>
   </ds:schemaRefs>

--- a/Design patterns - final project.docx
+++ b/Design patterns - final project.docx
@@ -74,17 +74,19 @@
         <w:t>Source Control</w:t>
       </w:r>
     </w:p>
-    <w:bookmarkEnd w:id="0"/>
     <w:p>
       <w:pPr>
         <w:jc w:val="both"/>
         <w:rPr>
-          <w:rFonts w:cstheme="minorHAnsi"/>
-          <w:sz w:val="24"/>
-          <w:szCs w:val="24"/>
-          <w:rtl/>
-        </w:rPr>
-      </w:pPr>
+          <w:rFonts w:cstheme="minorHAnsi" w:hint="cs"/>
+          <w:sz w:val="24"/>
+          <w:szCs w:val="24"/>
+          <w:rtl/>
+        </w:rPr>
+      </w:pPr>
+      <w:bookmarkStart w:id="1" w:name="_GoBack"/>
+      <w:bookmarkEnd w:id="0"/>
+      <w:bookmarkEnd w:id="1"/>
     </w:p>
     <w:p>
       <w:pPr>
@@ -150,42 +152,42 @@
         <w:spacing w:line="276" w:lineRule="auto"/>
         <w:jc w:val="both"/>
         <w:rPr>
-          <w:highlight w:val="green"/>
-        </w:rPr>
-      </w:pPr>
-      <w:bookmarkStart w:id="1" w:name="_Hlk160432124"/>
-      <w:r>
-        <w:rPr>
-          <w:rFonts w:hint="cs"/>
-          <w:highlight w:val="green"/>
+          <w:highlight w:val="yellow"/>
+        </w:rPr>
+      </w:pPr>
+      <w:bookmarkStart w:id="2" w:name="_Hlk160432124"/>
+      <w:r>
+        <w:rPr>
+          <w:rFonts w:hint="cs"/>
+          <w:highlight w:val="yellow"/>
           <w:rtl/>
         </w:rPr>
         <w:t xml:space="preserve">המערכת תאפשר אכסון של </w:t>
       </w:r>
       <w:r>
         <w:rPr>
-          <w:highlight w:val="green"/>
+          <w:highlight w:val="yellow"/>
         </w:rPr>
         <w:t>branches</w:t>
       </w:r>
       <w:r>
         <w:rPr>
           <w:rFonts w:hint="cs"/>
-          <w:highlight w:val="green"/>
+          <w:highlight w:val="yellow"/>
           <w:rtl/>
         </w:rPr>
         <w:t xml:space="preserve"> שונים, כאשר כל </w:t>
       </w:r>
       <w:r>
         <w:rPr>
-          <w:highlight w:val="green"/>
+          <w:highlight w:val="yellow"/>
         </w:rPr>
         <w:t>branch</w:t>
       </w:r>
       <w:r>
         <w:rPr>
           <w:rFonts w:hint="cs"/>
-          <w:highlight w:val="green"/>
+          <w:highlight w:val="yellow"/>
           <w:rtl/>
         </w:rPr>
         <w:t xml:space="preserve"> יכול להכיל קבצים שונים או אותם קבצים עם שינויי קוד.</w:t>
@@ -236,20 +238,28 @@
         </w:numPr>
         <w:spacing w:line="276" w:lineRule="auto"/>
         <w:jc w:val="both"/>
-      </w:pPr>
-      <w:r>
-        <w:rPr>
-          <w:rFonts w:hint="cs"/>
+        <w:rPr>
+          <w:highlight w:val="yellow"/>
+        </w:rPr>
+      </w:pPr>
+      <w:r>
+        <w:rPr>
+          <w:rFonts w:hint="cs"/>
+          <w:highlight w:val="yellow"/>
           <w:rtl/>
         </w:rPr>
         <w:t>משתמש יכול לשנות / להוסיף תיקיות וקבצי קוד ל</w:t>
       </w:r>
       <w:r>
+        <w:rPr>
+          <w:highlight w:val="yellow"/>
+        </w:rPr>
         <w:t>branch</w:t>
       </w:r>
       <w:r>
         <w:rPr>
           <w:rFonts w:hint="cs"/>
+          <w:highlight w:val="yellow"/>
           <w:rtl/>
         </w:rPr>
         <w:t xml:space="preserve"> מסוים.</w:t>
@@ -474,16 +484,7 @@
           <w:rFonts w:hint="cs"/>
           <w:rtl/>
         </w:rPr>
-        <w:t>מ</w:t>
-      </w:r>
-      <w:bookmarkStart w:id="2" w:name="_GoBack"/>
-      <w:bookmarkEnd w:id="2"/>
-      <w:r>
-        <w:rPr>
-          <w:rFonts w:hint="cs"/>
-          <w:rtl/>
-        </w:rPr>
-        <w:t>משי ב</w:t>
+        <w:t>ממשי ב</w:t>
       </w:r>
       <w:r>
         <w:t>commit</w:t>
@@ -697,7 +698,7 @@
         </w:rPr>
         <w:t>בהצלחה רבה!</w:t>
       </w:r>
-      <w:bookmarkEnd w:id="1"/>
+      <w:bookmarkEnd w:id="2"/>
     </w:p>
     <w:sectPr>
       <w:headerReference w:type="default" r:id="rId8"/>
@@ -1720,7 +1721,7 @@
 </file>
 
 <file path=customXml/itemProps1.xml><?xml version="1.0" encoding="utf-8"?>
-<ds:datastoreItem xmlns:ds="http://schemas.openxmlformats.org/officeDocument/2006/customXml" ds:itemID="{EA2DDE0C-9029-466A-A04A-67F25C47BE21}">
+<ds:datastoreItem xmlns:ds="http://schemas.openxmlformats.org/officeDocument/2006/customXml" ds:itemID="{D4867209-B93B-4745-B5B7-D0A82E9C4909}">
   <ds:schemaRefs>
     <ds:schemaRef ds:uri="http://schemas.openxmlformats.org/officeDocument/2006/bibliography"/>
   </ds:schemaRefs>
